--- a/cases/p-t-ii-contracting-corp-20261016-180132/files/report.docx
+++ b/cases/p-t-ii-contracting-corp-20261016-180132/files/report.docx
@@ -2805,6 +2805,11 @@
     </w:tbl>
     <w:p>
       <w:r>
+        <w:t>The form's ECB "In compliance" is the compliance status with the NYC Department of Finance as shown in PASSPort, which staff must confirm; the OATH records are supporting evidence.</w:t>
+      </w:r>
+    </w:p>
+    <w:p>
+      <w:r>
         <w:t>32 older records (2011 to 2013) not shown under the ten-year rule; see run.json</w:t>
       </w:r>
     </w:p>
@@ -4169,6 +4174,11 @@
     </w:tbl>
     <w:p>
       <w:r>
+        <w:t>The form's ECB "In compliance" is the compliance status with the NYC Department of Finance as shown in PASSPort, which staff must confirm; the OATH records are supporting evidence.</w:t>
+      </w:r>
+    </w:p>
+    <w:p>
+      <w:r>
         <w:t>6 older records (2016 to 2016) not shown under the ten-year rule; see run.json</w:t>
       </w:r>
     </w:p>
@@ -5997,6 +6007,11 @@
       </w:tr>
     </w:tbl>
     <w:p>
+      <w:r>
+        <w:t>The form's ECB "In compliance" is the compliance status with the NYC Department of Finance as shown in PASSPort, which staff must confirm; the OATH records are supporting evidence.</w:t>
+      </w:r>
+    </w:p>
+    <w:p>
       <w:pPr>
         <w:pStyle w:val="Heading2"/>
       </w:pPr>
@@ -7124,7 +7139,7 @@
           </w:tcPr>
           <w:p>
             <w:r>
-              <w:t>2 records, 2 adverse, 1 open</w:t>
+              <w:t>2 records, 1 adverse, 0 open (1 awaiting hearing, not counted)</w:t>
             </w:r>
           </w:p>
         </w:tc>
@@ -7324,145 +7339,11 @@
         <w:t>Open</w:t>
       </w:r>
     </w:p>
-    <w:tbl>
-      <w:tblPr>
-        <w:tblStyle w:val="TableGrid"/>
-        <w:tblW w:type="auto" w:w="0"/>
-        <w:tblLook w:firstColumn="1" w:firstRow="1" w:lastColumn="0" w:lastRow="0" w:noHBand="0" w:noVBand="1" w:val="04A0"/>
-      </w:tblPr>
-      <w:tblGrid>
-        <w:gridCol w:w="1440"/>
-        <w:gridCol w:w="1440"/>
-        <w:gridCol w:w="1440"/>
-        <w:gridCol w:w="1440"/>
-        <w:gridCol w:w="1440"/>
-        <w:gridCol w:w="1440"/>
-      </w:tblGrid>
-      <w:tr>
-        <w:tc>
-          <w:tcPr>
-            <w:tcW w:type="dxa" w:w="1440"/>
-          </w:tcPr>
-          <w:p>
-            <w:r>
-              <w:t>Date</w:t>
-            </w:r>
-          </w:p>
-        </w:tc>
-        <w:tc>
-          <w:tcPr>
-            <w:tcW w:type="dxa" w:w="1440"/>
-          </w:tcPr>
-          <w:p>
-            <w:r>
-              <w:t>Record ID</w:t>
-            </w:r>
-          </w:p>
-        </w:tc>
-        <w:tc>
-          <w:tcPr>
-            <w:tcW w:type="dxa" w:w="1440"/>
-          </w:tcPr>
-          <w:p>
-            <w:r>
-              <w:t>Matched Name</w:t>
-            </w:r>
-          </w:p>
-        </w:tc>
-        <w:tc>
-          <w:tcPr>
-            <w:tcW w:type="dxa" w:w="1440"/>
-          </w:tcPr>
-          <w:p>
-            <w:r>
-              <w:t>Status</w:t>
-            </w:r>
-          </w:p>
-        </w:tc>
-        <w:tc>
-          <w:tcPr>
-            <w:tcW w:type="dxa" w:w="1440"/>
-          </w:tcPr>
-          <w:p>
-            <w:r>
-              <w:t>Amount</w:t>
-            </w:r>
-          </w:p>
-        </w:tc>
-        <w:tc>
-          <w:tcPr>
-            <w:tcW w:type="dxa" w:w="1440"/>
-          </w:tcPr>
-          <w:p>
-            <w:r>
-              <w:t>Summary</w:t>
-            </w:r>
-          </w:p>
-        </w:tc>
-      </w:tr>
-      <w:tr>
-        <w:tc>
-          <w:tcPr>
-            <w:tcW w:type="dxa" w:w="1440"/>
-          </w:tcPr>
-          <w:p>
-            <w:r>
-              <w:t>2026-09-03</w:t>
-            </w:r>
-          </w:p>
-        </w:tc>
-        <w:tc>
-          <w:tcPr>
-            <w:tcW w:type="dxa" w:w="1440"/>
-          </w:tcPr>
-          <w:p>
-            <w:r>
-              <w:t>046995862Z</w:t>
-            </w:r>
-          </w:p>
-        </w:tc>
-        <w:tc>
-          <w:tcPr>
-            <w:tcW w:type="dxa" w:w="1440"/>
-          </w:tcPr>
-          <w:p>
-            <w:r>
-              <w:t>1203 148TH ST LLC</w:t>
-            </w:r>
-          </w:p>
-        </w:tc>
-        <w:tc>
-          <w:tcPr>
-            <w:tcW w:type="dxa" w:w="1440"/>
-          </w:tcPr>
-          <w:p>
-            <w:r>
-              <w:t>NEW ISSUANCE</w:t>
-            </w:r>
-          </w:p>
-        </w:tc>
-        <w:tc>
-          <w:tcPr>
-            <w:tcW w:type="dxa" w:w="1440"/>
-          </w:tcPr>
-          <w:p>
-            <w:r>
-              <w:t>$50.00</w:t>
-            </w:r>
-          </w:p>
-        </w:tc>
-        <w:tc>
-          <w:tcPr>
-            <w:tcW w:type="dxa" w:w="1440"/>
-          </w:tcPr>
-          <w:p>
-            <w:r>
-              <w:t>SANITATION OTHERS summons 046995862Z, 2026-09-03, IMPROPER RECEPTACLE FAILURE TO CONTAINERIZE - RESIDENTIAL 1ST, penalty $50.00, NEW ISSUANCE</w:t>
-            </w:r>
-          </w:p>
-        </w:tc>
-      </w:tr>
-    </w:tbl>
+    <w:p>
+      <w:r>
+        <w:t>None.</w:t>
+      </w:r>
+    </w:p>
     <w:p>
       <w:pPr>
         <w:pStyle w:val="Heading4"/>
@@ -7610,6 +7491,158 @@
         </w:tc>
       </w:tr>
     </w:tbl>
+    <w:p>
+      <w:pPr>
+        <w:pStyle w:val="Heading4"/>
+      </w:pPr>
+      <w:r>
+        <w:t>Awaiting hearing (not counted against the vendor)</w:t>
+      </w:r>
+    </w:p>
+    <w:tbl>
+      <w:tblPr>
+        <w:tblStyle w:val="TableGrid"/>
+        <w:tblW w:type="auto" w:w="0"/>
+        <w:tblLook w:firstColumn="1" w:firstRow="1" w:lastColumn="0" w:lastRow="0" w:noHBand="0" w:noVBand="1" w:val="04A0"/>
+      </w:tblPr>
+      <w:tblGrid>
+        <w:gridCol w:w="1440"/>
+        <w:gridCol w:w="1440"/>
+        <w:gridCol w:w="1440"/>
+        <w:gridCol w:w="1440"/>
+        <w:gridCol w:w="1440"/>
+        <w:gridCol w:w="1440"/>
+      </w:tblGrid>
+      <w:tr>
+        <w:tc>
+          <w:tcPr>
+            <w:tcW w:type="dxa" w:w="1440"/>
+          </w:tcPr>
+          <w:p>
+            <w:r>
+              <w:t>Date</w:t>
+            </w:r>
+          </w:p>
+        </w:tc>
+        <w:tc>
+          <w:tcPr>
+            <w:tcW w:type="dxa" w:w="1440"/>
+          </w:tcPr>
+          <w:p>
+            <w:r>
+              <w:t>Record ID</w:t>
+            </w:r>
+          </w:p>
+        </w:tc>
+        <w:tc>
+          <w:tcPr>
+            <w:tcW w:type="dxa" w:w="1440"/>
+          </w:tcPr>
+          <w:p>
+            <w:r>
+              <w:t>Matched Name</w:t>
+            </w:r>
+          </w:p>
+        </w:tc>
+        <w:tc>
+          <w:tcPr>
+            <w:tcW w:type="dxa" w:w="1440"/>
+          </w:tcPr>
+          <w:p>
+            <w:r>
+              <w:t>Status</w:t>
+            </w:r>
+          </w:p>
+        </w:tc>
+        <w:tc>
+          <w:tcPr>
+            <w:tcW w:type="dxa" w:w="1440"/>
+          </w:tcPr>
+          <w:p>
+            <w:r>
+              <w:t>Amount</w:t>
+            </w:r>
+          </w:p>
+        </w:tc>
+        <w:tc>
+          <w:tcPr>
+            <w:tcW w:type="dxa" w:w="1440"/>
+          </w:tcPr>
+          <w:p>
+            <w:r>
+              <w:t>Summary</w:t>
+            </w:r>
+          </w:p>
+        </w:tc>
+      </w:tr>
+      <w:tr>
+        <w:tc>
+          <w:tcPr>
+            <w:tcW w:type="dxa" w:w="1440"/>
+          </w:tcPr>
+          <w:p>
+            <w:r>
+              <w:t>2026-09-03</w:t>
+            </w:r>
+          </w:p>
+        </w:tc>
+        <w:tc>
+          <w:tcPr>
+            <w:tcW w:type="dxa" w:w="1440"/>
+          </w:tcPr>
+          <w:p>
+            <w:r>
+              <w:t>046995862Z</w:t>
+            </w:r>
+          </w:p>
+        </w:tc>
+        <w:tc>
+          <w:tcPr>
+            <w:tcW w:type="dxa" w:w="1440"/>
+          </w:tcPr>
+          <w:p>
+            <w:r>
+              <w:t>1203 148TH ST LLC</w:t>
+            </w:r>
+          </w:p>
+        </w:tc>
+        <w:tc>
+          <w:tcPr>
+            <w:tcW w:type="dxa" w:w="1440"/>
+          </w:tcPr>
+          <w:p>
+            <w:r>
+              <w:t>NEW ISSUANCE</w:t>
+            </w:r>
+          </w:p>
+        </w:tc>
+        <w:tc>
+          <w:tcPr>
+            <w:tcW w:type="dxa" w:w="1440"/>
+          </w:tcPr>
+          <w:p>
+            <w:r>
+              <w:t>$50.00</w:t>
+            </w:r>
+          </w:p>
+        </w:tc>
+        <w:tc>
+          <w:tcPr>
+            <w:tcW w:type="dxa" w:w="1440"/>
+          </w:tcPr>
+          <w:p>
+            <w:r>
+              <w:t>SANITATION OTHERS summons 046995862Z, 2026-09-03, IMPROPER RECEPTACLE FAILURE TO CONTAINERIZE - RESIDENTIAL 1ST, penalty $50.00, NEW ISSUANCE</w:t>
+            </w:r>
+          </w:p>
+        </w:tc>
+      </w:tr>
+    </w:tbl>
+    <w:p>
+      <w:r>
+        <w:t>The form's ECB "In compliance" is the compliance status with the NYC Department of Finance as shown in PASSPort, which staff must confirm; the OATH records are supporting evidence.</w:t>
+      </w:r>
+    </w:p>
     <w:p>
       <w:pPr>
         <w:pStyle w:val="Heading2"/>
@@ -14191,6 +14224,11 @@
     </w:tbl>
     <w:p>
       <w:r>
+        <w:t>The form's ECB "In compliance" is the compliance status with the NYC Department of Finance as shown in PASSPort, which staff must confirm; the OATH records are supporting evidence.</w:t>
+      </w:r>
+    </w:p>
+    <w:p>
+      <w:r>
         <w:t>6 older records (2001 to 2009) not shown under the ten-year rule; see run.json</w:t>
       </w:r>
     </w:p>
@@ -16843,7 +16881,7 @@
           </w:tcPr>
           <w:p>
             <w:r>
-              <w:t>Outstanding ECB violations were found for affiliate 1203 148TH ST., LLC between 2020 – 2026 (2 summonses; 1 open; balance due $50.00).</w:t>
+              <w:t>Outstanding ECB violations were found for affiliate 1203 148TH ST., LLC in 2020 (1 summonses; 0 open; balance due $0.00); 1 more awaiting a hearing (not counted).</w:t>
             </w:r>
           </w:p>
         </w:tc>
